--- a/Pemisah Bab/BAB I.docx
+++ b/Pemisah Bab/BAB I.docx
@@ -93,19 +93,13 @@
         <w:rPr>
           <w:rFonts w:cs="Times New Roman"/>
         </w:rPr>
-        <w:t xml:space="preserve">Pertanian adalah </w:t>
-      </w:r>
-      <w:r>
-        <w:rPr>
-          <w:rFonts w:cs="Times New Roman"/>
-        </w:rPr>
-        <w:t>usaha</w:t>
-      </w:r>
-      <w:r>
-        <w:rPr>
-          <w:rFonts w:cs="Times New Roman"/>
-        </w:rPr>
-        <w:t xml:space="preserve"> yang diakukan oleh individu atau kelompok dengan memanfaatkan sumber daya alam untuk menghasilkan berbagai jenis bahan baku yang diperlukan untuk memenuhi kebutuhan dasar serta kebutuhan tambahan bagi manusia </w:t>
+        <w:t>Pertanian merupakan suatu kegiatan yang dilakukan oleh perorangan atau kelompok dengan memanfaatkan sumber daya alam untuk menghasilkan berbagai macam bahan baku yang dibutuhkan untuk memenuhi kebutuhan pokok dan kebutuhan tambahan manusia</w:t>
+      </w:r>
+      <w:r>
+        <w:rPr>
+          <w:rFonts w:cs="Times New Roman"/>
+        </w:rPr>
+        <w:t xml:space="preserve"> </w:t>
       </w:r>
       <w:sdt>
         <w:sdtPr>
@@ -125,23 +119,7 @@
               <w:rFonts w:cs="Times New Roman"/>
               <w:color w:val="000000"/>
             </w:rPr>
-            <w:t>(</w:t>
-          </w:r>
-          <w:proofErr w:type="spellStart"/>
-          <w:r>
-            <w:rPr>
-              <w:rFonts w:cs="Times New Roman"/>
-              <w:color w:val="000000"/>
-            </w:rPr>
-            <w:t>Kynta</w:t>
-          </w:r>
-          <w:proofErr w:type="spellEnd"/>
-          <w:r>
-            <w:rPr>
-              <w:rFonts w:cs="Times New Roman"/>
-              <w:color w:val="000000"/>
-            </w:rPr>
-            <w:t>, 2024)</w:t>
+            <w:t>(Kynta, 2024)</w:t>
           </w:r>
         </w:sdtContent>
       </w:sdt>
@@ -158,7 +136,7 @@
         <w:rPr>
           <w:rFonts w:cs="Times New Roman"/>
         </w:rPr>
-        <w:t xml:space="preserve">Salah satu cabang dari sektor pertanian adalah hortikultura, yang mencakup penanaman tanaman di kebun atau halaman rumah untuk memenuhi kebutuhan sehari-hari akan produk segar, seperti sayur-sayuran, buah-buahan, dan tanaman hias </w:t>
+        <w:t xml:space="preserve">Salah satu cabang ilmu pertanian adalah hortikultura, yaitu usaha menanam tanaman di pekarangan atau kebun untuk memenuhi kebutuhan sehari-hari berupa sayur-sayuran, buah-buahan, dan tanaman hias </w:t>
       </w:r>
       <w:sdt>
         <w:sdtPr>
@@ -178,23 +156,7 @@
               <w:rFonts w:cs="Times New Roman"/>
               <w:color w:val="000000"/>
             </w:rPr>
-            <w:t>(</w:t>
-          </w:r>
-          <w:proofErr w:type="spellStart"/>
-          <w:r>
-            <w:rPr>
-              <w:rFonts w:cs="Times New Roman"/>
-              <w:color w:val="000000"/>
-            </w:rPr>
-            <w:t>Bharata</w:t>
-          </w:r>
-          <w:proofErr w:type="spellEnd"/>
-          <w:r>
-            <w:rPr>
-              <w:rFonts w:cs="Times New Roman"/>
-              <w:color w:val="000000"/>
-            </w:rPr>
-            <w:t>, 2023)</w:t>
+            <w:t>(Bharata, 2023)</w:t>
           </w:r>
         </w:sdtContent>
       </w:sdt>
@@ -217,7 +179,16 @@
         <w:ind w:firstLine="567"/>
       </w:pPr>
       <w:r>
-        <w:t>Jumlah rumah tangga yang terlibat dalam pertanian pada tahun 2023 mengalami peningkatan menjadi 8,74%, yang setara dengan 28.419.398 rumah tangga</w:t>
+        <w:t>Jumlah rumah tangga yang terlibat dalam kegiatan pertanian pada tahun</w:t>
+      </w:r>
+      <w:r>
+        <w:t xml:space="preserve"> </w:t>
+      </w:r>
+      <w:r>
+        <w:t xml:space="preserve">2023 mengalami peningkatan menjadi </w:t>
+      </w:r>
+      <w:r>
+        <w:t>8,74%, yang setara dengan 28.419.398 rumah tangga</w:t>
       </w:r>
       <w:r>
         <w:t xml:space="preserve"> </w:t>
@@ -246,7 +217,16 @@
         <w:t>.</w:t>
       </w:r>
       <w:r>
-        <w:t xml:space="preserve"> Hal ini menunjukkan bahwa sektor pertanian memiliki peranan yang krusial dalam menyumbang bahan baku dan pangan untuk memenuhi kebutuhan masyarakat dan industri.</w:t>
+        <w:t xml:space="preserve"> </w:t>
+      </w:r>
+      <w:r>
+        <w:t xml:space="preserve">Hal ini menunjukkan bahwa sektor pertanian memiliki peranan </w:t>
+      </w:r>
+      <w:r>
+        <w:t xml:space="preserve">yang sangat </w:t>
+      </w:r>
+      <w:r>
+        <w:t>penting dalam penyediaan bahan baku dan pangan bagi masyarakat dan industri.</w:t>
       </w:r>
     </w:p>
     <w:p>
@@ -261,7 +241,43 @@
         <w:rPr>
           <w:rFonts w:cs="Times New Roman"/>
         </w:rPr>
-        <w:t xml:space="preserve">Tanaman hortikultura dapat ditanam baik di daratan rendah maupun tinggi. Meskipun demikian, para petani masih mengandalkan musim hujan sebagai waktu yang tepat untuk memulai penanaman </w:t>
+        <w:t>Tanaman dapat ditanam baik di daratan</w:t>
+      </w:r>
+      <w:r>
+        <w:rPr>
+          <w:rFonts w:cs="Times New Roman"/>
+        </w:rPr>
+        <w:t xml:space="preserve"> dengan ketinggian yang</w:t>
+      </w:r>
+      <w:r>
+        <w:rPr>
+          <w:rFonts w:cs="Times New Roman"/>
+        </w:rPr>
+        <w:t xml:space="preserve"> rendah maupun tinggi. </w:t>
+      </w:r>
+      <w:r>
+        <w:rPr>
+          <w:rFonts w:cs="Times New Roman"/>
+        </w:rPr>
+        <w:t>Namun,</w:t>
+      </w:r>
+      <w:r>
+        <w:rPr>
+          <w:rFonts w:cs="Times New Roman"/>
+        </w:rPr>
+        <w:t xml:space="preserve"> petani masih mengandalkan musim hujan sebagai waktu yang tepat untuk memulai </w:t>
+      </w:r>
+      <w:r>
+        <w:rPr>
+          <w:rFonts w:cs="Times New Roman"/>
+        </w:rPr>
+        <w:t>menanam</w:t>
+      </w:r>
+      <w:r>
+        <w:rPr>
+          <w:rFonts w:cs="Times New Roman"/>
+        </w:rPr>
+        <w:t xml:space="preserve"> </w:t>
       </w:r>
       <w:sdt>
         <w:sdtPr>
@@ -289,7 +305,61 @@
         <w:rPr>
           <w:rFonts w:cs="Times New Roman"/>
         </w:rPr>
-        <w:t xml:space="preserve">. Hal ini disebabkan oleh kelembaban tanah yang sangat penting untuk menentukan ketersediaan air yang sangat dibutuhkan untuk tanaman </w:t>
+        <w:t xml:space="preserve">. Hal ini </w:t>
+      </w:r>
+      <w:r>
+        <w:rPr>
+          <w:rFonts w:cs="Times New Roman"/>
+        </w:rPr>
+        <w:t>dikarenakan</w:t>
+      </w:r>
+      <w:r>
+        <w:rPr>
+          <w:rFonts w:cs="Times New Roman"/>
+        </w:rPr>
+        <w:t xml:space="preserve"> </w:t>
+      </w:r>
+      <w:r>
+        <w:rPr>
+          <w:rFonts w:cs="Times New Roman"/>
+        </w:rPr>
+        <w:t xml:space="preserve">tingkat </w:t>
+      </w:r>
+      <w:r>
+        <w:rPr>
+          <w:rFonts w:cs="Times New Roman"/>
+        </w:rPr>
+        <w:t xml:space="preserve">kelembaban tanah </w:t>
+      </w:r>
+      <w:r>
+        <w:rPr>
+          <w:rFonts w:cs="Times New Roman"/>
+        </w:rPr>
+        <w:t xml:space="preserve">dalam menentukan ketersediaan air </w:t>
+      </w:r>
+      <w:r>
+        <w:rPr>
+          <w:rFonts w:cs="Times New Roman"/>
+        </w:rPr>
+        <w:t>ya</w:t>
+      </w:r>
+      <w:r>
+        <w:rPr>
+          <w:rFonts w:cs="Times New Roman"/>
+        </w:rPr>
+        <w:t>ng</w:t>
+      </w:r>
+      <w:r>
+        <w:rPr>
+          <w:rFonts w:cs="Times New Roman"/>
+        </w:rPr>
+        <w:t xml:space="preserve"> </w:t>
+      </w:r>
+      <w:r>
+        <w:rPr>
+          <w:rFonts w:cs="Times New Roman"/>
+        </w:rPr>
+        <w:t xml:space="preserve">sangat dibutuhkan tanaman </w:t>
       </w:r>
       <w:sdt>
         <w:sdtPr>
@@ -326,7 +396,10 @@
         <w:ind w:firstLine="567"/>
       </w:pPr>
       <w:r>
-        <w:t xml:space="preserve">Berbagai elemen dapat memengaruhi kondisi ini, di antaranya adalah curah hujan, tipe tanah, dan tingkat evapotranspirasi </w:t>
+        <w:t>Kondisi ini dapat dipengaruhi oleh faktor lain seperti curah hujan, jenis tanah, dan laju evapotranspirasi</w:t>
+      </w:r>
+      <w:r>
+        <w:t xml:space="preserve"> </w:t>
       </w:r>
       <w:sdt>
         <w:sdtPr>
@@ -351,11 +424,26 @@
         </w:sdtContent>
       </w:sdt>
       <w:r>
-        <w:t xml:space="preserve">. Proses </w:t>
+        <w:t xml:space="preserve">. </w:t>
+      </w:r>
+      <w:r>
+        <w:t>E</w:t>
+      </w:r>
+      <w:r>
+        <w:t xml:space="preserve">vapotranspirasi </w:t>
+      </w:r>
+      <w:r>
+        <w:t xml:space="preserve">pada dasarnya terdiri </w:t>
       </w:r>
       <w:r>
         <w:lastRenderedPageBreak/>
-        <w:t xml:space="preserve">evapotranspirasi terdiri dari dua komponen utama, yaitu evaporasi, yang merupakan perubahan air menjadi uap, dan transpirasi, yang mengacu pada penguapan air dari permukaan tanah </w:t>
+        <w:t xml:space="preserve">dari dua komponen, yaitu gabungan dari evaporasi sebagai penguapan air dari jaringan tanaman menjadi uap, dan transpirasi sebagai penguapan air </w:t>
+      </w:r>
+      <w:r>
+        <w:t>di</w:t>
+      </w:r>
+      <w:r>
+        <w:t xml:space="preserve"> permukaan tanah </w:t>
       </w:r>
       <w:sdt>
         <w:sdtPr>
@@ -378,7 +466,31 @@
         </w:sdtContent>
       </w:sdt>
       <w:r>
-        <w:t xml:space="preserve">. Tingkat evapotranspirasi sangat dipengaruhi oleh faktor-faktor iklim serta jenis tanaman yang ada </w:t>
+        <w:t xml:space="preserve">. </w:t>
+      </w:r>
+      <w:r>
+        <w:t>Laju</w:t>
+      </w:r>
+      <w:r>
+        <w:t xml:space="preserve"> evapotranspirasi sangat </w:t>
+      </w:r>
+      <w:r>
+        <w:t>bergantung</w:t>
+      </w:r>
+      <w:r>
+        <w:t xml:space="preserve"> oleh faktor-faktor </w:t>
+      </w:r>
+      <w:r>
+        <w:t xml:space="preserve">tertentu seperti </w:t>
+      </w:r>
+      <w:r>
+        <w:t xml:space="preserve">iklim </w:t>
+      </w:r>
+      <w:r>
+        <w:t>dan</w:t>
+      </w:r>
+      <w:r>
+        <w:t xml:space="preserve"> jenis tanaman yang ada </w:t>
       </w:r>
       <w:sdt>
         <w:sdtPr>
@@ -396,21 +508,7 @@
             <w:rPr>
               <w:color w:val="000000"/>
             </w:rPr>
-            <w:t>(</w:t>
-          </w:r>
-          <w:proofErr w:type="spellStart"/>
-          <w:r>
-            <w:rPr>
-              <w:color w:val="000000"/>
-            </w:rPr>
-            <w:t>Fausan</w:t>
-          </w:r>
-          <w:proofErr w:type="spellEnd"/>
-          <w:r>
-            <w:rPr>
-              <w:color w:val="000000"/>
-            </w:rPr>
-            <w:t>, 2021)</w:t>
+            <w:t>(Fausan, 2021)</w:t>
           </w:r>
         </w:sdtContent>
       </w:sdt>
@@ -588,7 +686,6 @@
         <w:ind w:firstLine="567"/>
       </w:pPr>
       <w:r>
-        <w:lastRenderedPageBreak/>
         <w:t>Mereka sering bergantung pada pengalaman pribadi untuk menentukan waktu dan jumlah air yang dibutuhkan dalam proses penyiraman tanaman</w:t>
       </w:r>
       <w:r>
@@ -610,21 +707,7 @@
             <w:rPr>
               <w:color w:val="000000"/>
             </w:rPr>
-            <w:t>(</w:t>
-          </w:r>
-          <w:proofErr w:type="spellStart"/>
-          <w:r>
-            <w:rPr>
-              <w:color w:val="000000"/>
-            </w:rPr>
-            <w:t>Anggarda</w:t>
-          </w:r>
-          <w:proofErr w:type="spellEnd"/>
-          <w:r>
-            <w:rPr>
-              <w:color w:val="000000"/>
-            </w:rPr>
-            <w:t>, 2023)</w:t>
+            <w:t>(Anggarda, 2023)</w:t>
           </w:r>
         </w:sdtContent>
       </w:sdt>
@@ -695,7 +778,6 @@
         <w:rPr>
           <w:rFonts w:cs="Times New Roman"/>
         </w:rPr>
-        <w:lastRenderedPageBreak/>
         <w:t>Hasil wawancara dengan Lili Rozali, S.Kom., SP, selaku kasubbag umum dan kepegawaian Dinas Pertanian Tanaman Pangan dan Hortikultura Provinsi Sumatera Selatan menjelaskan bahwa petani mengalami tantangan dalam memprediksi cuaca, yang berdampak pada akurasi pemantauan tanaman. Metode manual untuk memeriksa kadar air tanah dan pembuatan saluran air yang efisien dan memakan banyak waktu serta tenaga. Akibatnya, pemantauan dan penyiraman manual menjadi sering tidak tepat dalam pemberian air dan pemupukan, sehingga pertumbuhan tanaman tidak optimal dan efisiensi waktu petani menurun.</w:t>
       </w:r>
     </w:p>
@@ -714,21 +796,7 @@
         <w:rPr>
           <w:rFonts w:cs="Times New Roman"/>
         </w:rPr>
-        <w:t xml:space="preserve">Hasil wawancara dengan Denny Satria Mandala Putra, selaku direktur </w:t>
-      </w:r>
-      <w:proofErr w:type="spellStart"/>
-      <w:r>
-        <w:rPr>
-          <w:rFonts w:cs="Times New Roman"/>
-        </w:rPr>
-        <w:t>Quranic</w:t>
-      </w:r>
-      <w:proofErr w:type="spellEnd"/>
-      <w:r>
-        <w:rPr>
-          <w:rFonts w:cs="Times New Roman"/>
-        </w:rPr>
-        <w:t xml:space="preserve"> Farm menjelaskan bahwa pemantauan kelembaban tanah secara konvensional tidak akurat dan memerlukan banyak tenaga, sedangkan penyiraman manual sering tidak merata, terutama di musim kemarau. Akibatnya, pertumbuhan tanaman menjadi tidak seragam dan risiko penyakit tanaman meningkat. Pemantauan secara manual yang memakan waktu juga mengganggu aktivitas lain di perkebunan yang cukup besar.</w:t>
+        <w:t>Hasil wawancara dengan Denny Satria Mandala Putra, selaku direktur Quranic Farm menjelaskan bahwa pemantauan kelembaban tanah secara konvensional tidak akurat dan memerlukan banyak tenaga, sedangkan penyiraman manual sering tidak merata, terutama di musim kemarau. Akibatnya, pertumbuhan tanaman menjadi tidak seragam dan risiko penyakit tanaman meningkat. Pemantauan secara manual yang memakan waktu juga mengganggu aktivitas lain di perkebunan yang cukup besar.</w:t>
       </w:r>
     </w:p>
     <w:p>
@@ -765,11 +833,7 @@
         <w:t>Internet of Things</w:t>
       </w:r>
       <w:r>
-        <w:t xml:space="preserve"> dan kecerdasan buatan memberikan dampak yang signifikan pada berbagai sektor </w:t>
-      </w:r>
-      <w:r>
-        <w:lastRenderedPageBreak/>
-        <w:t xml:space="preserve">pertanian. Salah satu teknologi yang diimplementasikan dalam bidang pertanian adalah </w:t>
+        <w:t xml:space="preserve"> dan kecerdasan buatan memberikan dampak yang signifikan pada berbagai sektor pertanian. Salah satu teknologi yang diimplementasikan dalam bidang pertanian adalah </w:t>
       </w:r>
       <w:r>
         <w:rPr>
@@ -797,21 +861,7 @@
             <w:rPr>
               <w:color w:val="000000"/>
             </w:rPr>
-            <w:t>(</w:t>
-          </w:r>
-          <w:proofErr w:type="spellStart"/>
-          <w:r>
-            <w:rPr>
-              <w:color w:val="000000"/>
-            </w:rPr>
-            <w:t>Anggarda</w:t>
-          </w:r>
-          <w:proofErr w:type="spellEnd"/>
-          <w:r>
-            <w:rPr>
-              <w:color w:val="000000"/>
-            </w:rPr>
-            <w:t>, 2023)</w:t>
+            <w:t>(Anggarda, 2023)</w:t>
           </w:r>
         </w:sdtContent>
       </w:sdt>
@@ -837,47 +887,13 @@
       <w:r>
         <w:t xml:space="preserve">, yang memanfaatkan sensor </w:t>
       </w:r>
-      <w:proofErr w:type="spellStart"/>
       <w:r>
         <w:rPr>
           <w:i/>
           <w:iCs/>
         </w:rPr>
-        <w:t>Automatic</w:t>
-      </w:r>
-      <w:proofErr w:type="spellEnd"/>
-      <w:r>
-        <w:rPr>
-          <w:i/>
-          <w:iCs/>
-        </w:rPr>
-        <w:t xml:space="preserve"> </w:t>
-      </w:r>
-      <w:proofErr w:type="spellStart"/>
-      <w:r>
-        <w:rPr>
-          <w:i/>
-          <w:iCs/>
-        </w:rPr>
-        <w:t>Weather</w:t>
-      </w:r>
-      <w:proofErr w:type="spellEnd"/>
-      <w:r>
-        <w:rPr>
-          <w:i/>
-          <w:iCs/>
-        </w:rPr>
-        <w:t xml:space="preserve"> </w:t>
-      </w:r>
-      <w:proofErr w:type="spellStart"/>
-      <w:r>
-        <w:rPr>
-          <w:i/>
-          <w:iCs/>
-        </w:rPr>
-        <w:t>Station</w:t>
-      </w:r>
-      <w:proofErr w:type="spellEnd"/>
+        <w:t>Automatic Weather Station</w:t>
+      </w:r>
       <w:r>
         <w:t xml:space="preserve"> (AWS), kelembaban tanah, dan berbagai faktor lingkungan lainnya. Setiap sensor menghasilkan data yang dikirimkan ke mikrokontroler untuk analisis atau prediksi </w:t>
       </w:r>
@@ -930,21 +946,7 @@
             <w:rPr>
               <w:color w:val="000000"/>
             </w:rPr>
-            <w:t>(</w:t>
-          </w:r>
-          <w:proofErr w:type="spellStart"/>
-          <w:r>
-            <w:rPr>
-              <w:color w:val="000000"/>
-            </w:rPr>
-            <w:t>Anggarda</w:t>
-          </w:r>
-          <w:proofErr w:type="spellEnd"/>
-          <w:r>
-            <w:rPr>
-              <w:color w:val="000000"/>
-            </w:rPr>
-            <w:t>, 2023)</w:t>
+            <w:t>(Anggarda, 2023)</w:t>
           </w:r>
         </w:sdtContent>
       </w:sdt>
@@ -986,21 +988,7 @@
             <w:rPr>
               <w:color w:val="000000"/>
             </w:rPr>
-            <w:t>(</w:t>
-          </w:r>
-          <w:proofErr w:type="spellStart"/>
-          <w:r>
-            <w:rPr>
-              <w:color w:val="000000"/>
-            </w:rPr>
-            <w:t>Anggarda</w:t>
-          </w:r>
-          <w:proofErr w:type="spellEnd"/>
-          <w:r>
-            <w:rPr>
-              <w:color w:val="000000"/>
-            </w:rPr>
-            <w:t>, 2023)</w:t>
+            <w:t>(Anggarda, 2023)</w:t>
           </w:r>
         </w:sdtContent>
       </w:sdt>
@@ -1034,11 +1022,7 @@
         <w:t>Machine Learning</w:t>
       </w:r>
       <w:r>
-        <w:t xml:space="preserve"> memberikan </w:t>
-      </w:r>
-      <w:r>
-        <w:lastRenderedPageBreak/>
-        <w:t xml:space="preserve">keuntungan signifikan bagi para petani. Sistem ini memungkinkan pemantauan, pengendalian, dan perencanaan irigasi yang lebih efisien dalam waktu, tenaga, dan sumber daya manusia, serta berpotensi mengurangi biaya dan penggunaan air, dan meningkatkan hasil panen. </w:t>
+        <w:t xml:space="preserve"> memberikan keuntungan signifikan bagi para petani. Sistem ini memungkinkan pemantauan, pengendalian, dan perencanaan irigasi yang lebih efisien dalam waktu, tenaga, dan sumber daya manusia, serta berpotensi mengurangi biaya dan penggunaan air, dan meningkatkan hasil panen. </w:t>
       </w:r>
       <w:bookmarkEnd w:id="16"/>
       <w:bookmarkEnd w:id="17"/>
@@ -1371,16 +1355,7 @@
                 <w:sz w:val="20"/>
                 <w:szCs w:val="18"/>
               </w:rPr>
-              <w:t xml:space="preserve">Biaya perangkat keras berkisar Rp 600.000 hingga Rp 800.000, tetapi bagi petani, diupayakan untuk </w:t>
-            </w:r>
-            <w:r>
-              <w:rPr>
-                <w:rFonts w:cs="Times New Roman"/>
-                <w:sz w:val="20"/>
-                <w:szCs w:val="18"/>
-              </w:rPr>
-              <w:lastRenderedPageBreak/>
-              <w:t>semurah mungkin, bahkan gratis. Untuk layanan berlangganan diperkirakan sekitar Rp 20.000 per bulan</w:t>
+              <w:t>Biaya perangkat keras berkisar Rp 600.000 hingga Rp 800.000, tetapi bagi petani, diupayakan untuk semurah mungkin, bahkan gratis. Untuk layanan berlangganan diperkirakan sekitar Rp 20.000 per bulan</w:t>
             </w:r>
           </w:p>
         </w:tc>
@@ -1407,7 +1382,6 @@
                 <w:sz w:val="20"/>
                 <w:szCs w:val="18"/>
               </w:rPr>
-              <w:lastRenderedPageBreak/>
               <w:t>2</w:t>
             </w:r>
           </w:p>
@@ -1779,7 +1753,6 @@
         <w:rPr>
           <w:rFonts w:cs="Times New Roman"/>
         </w:rPr>
-        <w:lastRenderedPageBreak/>
         <w:t>Tabel 1.1 menunjukkan bahwa biaya perangkat keras yang diusulkan bervariasi antara Rp 300.000 hingga Rp 800.000, dengan beberapa usulan lebih rendah atau tanpa biaya. Biaya layanan berlangganan diusulkan antara Rp 10.000 hingga Rp 30.000 per bulan, optimal di sekitar Rp 20.000. Penetapan harga ini perlu evaluasi lebih lanjut untuk memastikan keseimbangan biaya dan manfaat bagi petani. Produk harus didemo dan diuji coba sebelum harga akhir ditetapkan.</w:t>
       </w:r>
     </w:p>
@@ -2412,7 +2385,6 @@
                 <w:sz w:val="16"/>
                 <w:szCs w:val="16"/>
               </w:rPr>
-              <w:lastRenderedPageBreak/>
               <w:t>Membangun Aplikasi (1 Bulan)</w:t>
             </w:r>
           </w:p>
@@ -3232,7 +3204,6 @@
         <w:rPr>
           <w:rFonts w:cs="Times New Roman"/>
         </w:rPr>
-        <w:lastRenderedPageBreak/>
         <w:t>Tabel 1.3 Analisis dari Aspek Ekonomis</w:t>
       </w:r>
       <w:bookmarkEnd w:id="36"/>
@@ -3957,40 +3928,30 @@
                 <w:sz w:val="18"/>
                 <w:szCs w:val="18"/>
               </w:rPr>
-              <w:t xml:space="preserve">Risiko kehilangan tanaman akibat kekurangan perawatan dan </w:t>
-            </w:r>
-            <w:r>
+              <w:t>Risiko kehilangan tanaman akibat kekurangan perawatan dan perhatian yang memadai, terutama saat petani tidak berada di lokasi dalam jangka waktu lama.</w:t>
+            </w:r>
+          </w:p>
+        </w:tc>
+        <w:tc>
+          <w:tcPr>
+            <w:tcW w:w="4388" w:type="dxa"/>
+            <w:vAlign w:val="center"/>
+          </w:tcPr>
+          <w:p>
+            <w:pPr>
+              <w:spacing w:before="120" w:line="480" w:lineRule="auto"/>
               <w:rPr>
                 <w:rFonts w:cs="Times New Roman"/>
                 <w:sz w:val="18"/>
                 <w:szCs w:val="18"/>
               </w:rPr>
-              <w:lastRenderedPageBreak/>
-              <w:t>perhatian yang memadai, terutama saat petani tidak berada di lokasi dalam jangka waktu lama.</w:t>
-            </w:r>
-          </w:p>
-        </w:tc>
-        <w:tc>
-          <w:tcPr>
-            <w:tcW w:w="4388" w:type="dxa"/>
-            <w:vAlign w:val="center"/>
-          </w:tcPr>
-          <w:p>
-            <w:pPr>
-              <w:spacing w:before="120" w:line="480" w:lineRule="auto"/>
+            </w:pPr>
+            <w:r>
               <w:rPr>
                 <w:rFonts w:cs="Times New Roman"/>
                 <w:sz w:val="18"/>
                 <w:szCs w:val="18"/>
               </w:rPr>
-            </w:pPr>
-            <w:r>
-              <w:rPr>
-                <w:rFonts w:cs="Times New Roman"/>
-                <w:sz w:val="18"/>
-                <w:szCs w:val="18"/>
-              </w:rPr>
-              <w:lastRenderedPageBreak/>
               <w:t xml:space="preserve">Sistem ini menggunakan teknologi </w:t>
             </w:r>
             <w:r>
@@ -4009,16 +3970,7 @@
                 <w:sz w:val="18"/>
                 <w:szCs w:val="18"/>
               </w:rPr>
-              <w:t xml:space="preserve"> memungkinkan petani dapat merawat tanaman secara </w:t>
-            </w:r>
-            <w:r>
-              <w:rPr>
-                <w:rFonts w:cs="Times New Roman"/>
-                <w:sz w:val="18"/>
-                <w:szCs w:val="18"/>
-              </w:rPr>
-              <w:lastRenderedPageBreak/>
-              <w:t>jarak jauh dan kecerdasan buatan untuk merencanakan penyiraman secara otomatis.</w:t>
+              <w:t xml:space="preserve"> memungkinkan petani dapat merawat tanaman secara jarak jauh dan kecerdasan buatan untuk merencanakan penyiraman secara otomatis.</w:t>
             </w:r>
           </w:p>
         </w:tc>
@@ -4045,7 +3997,6 @@
                 <w:sz w:val="18"/>
                 <w:szCs w:val="18"/>
               </w:rPr>
-              <w:lastRenderedPageBreak/>
               <w:t>4</w:t>
             </w:r>
           </w:p>
@@ -4315,7 +4266,6 @@
         </w:rPr>
         <w:t xml:space="preserve"> </w:t>
       </w:r>
-      <w:proofErr w:type="spellStart"/>
       <w:r>
         <w:rPr>
           <w:rFonts w:cs="Times New Roman"/>
@@ -4324,7 +4274,6 @@
         </w:rPr>
         <w:t>tuning</w:t>
       </w:r>
-      <w:proofErr w:type="spellEnd"/>
       <w:r>
         <w:rPr>
           <w:rFonts w:cs="Times New Roman"/>
@@ -4435,7 +4384,6 @@
         <w:rPr>
           <w:rFonts w:cs="Times New Roman"/>
         </w:rPr>
-        <w:lastRenderedPageBreak/>
         <w:t xml:space="preserve">Penelitian yang kedua dilakukan oleh </w:t>
       </w:r>
       <w:sdt>
@@ -4578,7 +4526,6 @@
         </w:rPr>
         <w:t xml:space="preserve"> 90%. Dalam sistem penyiraman yang diterapkan, terdapat dua kelas label klasifikasi, yaitu </w:t>
       </w:r>
-      <w:proofErr w:type="spellStart"/>
       <w:r>
         <w:rPr>
           <w:rFonts w:cs="Times New Roman"/>
@@ -4587,14 +4534,12 @@
         </w:rPr>
         <w:t>on</w:t>
       </w:r>
-      <w:proofErr w:type="spellEnd"/>
       <w:r>
         <w:rPr>
           <w:rFonts w:cs="Times New Roman"/>
         </w:rPr>
         <w:t xml:space="preserve"> dan </w:t>
       </w:r>
-      <w:proofErr w:type="spellStart"/>
       <w:r>
         <w:rPr>
           <w:rFonts w:cs="Times New Roman"/>
@@ -4603,7 +4548,6 @@
         </w:rPr>
         <w:t>off</w:t>
       </w:r>
-      <w:proofErr w:type="spellEnd"/>
       <w:r>
         <w:rPr>
           <w:rFonts w:cs="Times New Roman"/>
@@ -4649,23 +4593,7 @@
               <w:rFonts w:cs="Times New Roman"/>
               <w:color w:val="000000"/>
             </w:rPr>
-            <w:t>(</w:t>
-          </w:r>
-          <w:proofErr w:type="spellStart"/>
-          <w:r>
-            <w:rPr>
-              <w:rFonts w:cs="Times New Roman"/>
-              <w:color w:val="000000"/>
-            </w:rPr>
-            <w:t>Abo-Zahhad</w:t>
-          </w:r>
-          <w:proofErr w:type="spellEnd"/>
-          <w:r>
-            <w:rPr>
-              <w:rFonts w:cs="Times New Roman"/>
-              <w:color w:val="000000"/>
-            </w:rPr>
-            <w:t>, 2023)</w:t>
+            <w:t>(Abo-Zahhad, 2023)</w:t>
           </w:r>
         </w:sdtContent>
       </w:sdt>
@@ -4675,34 +4603,42 @@
         </w:rPr>
         <w:t xml:space="preserve"> memanfaatkan dataset yang mencakup beberapa variabel lingkungan seperti kelembaban tanah, suhu, dan kelembaban udara. Dataset tersebut digunakan untuk melakukan klasifikasi kebutuhan irigasi dengan lima kategori: </w:t>
       </w:r>
-      <w:proofErr w:type="spellStart"/>
       <w:r>
         <w:rPr>
           <w:rFonts w:cs="Times New Roman"/>
           <w:i/>
           <w:iCs/>
         </w:rPr>
-        <w:t>highly</w:t>
-      </w:r>
-      <w:proofErr w:type="spellEnd"/>
+        <w:t>highly not needed</w:t>
+      </w:r>
+      <w:r>
+        <w:rPr>
+          <w:rFonts w:cs="Times New Roman"/>
+        </w:rPr>
+        <w:t xml:space="preserve">, </w:t>
+      </w:r>
       <w:r>
         <w:rPr>
           <w:rFonts w:cs="Times New Roman"/>
           <w:i/>
           <w:iCs/>
         </w:rPr>
-        <w:t xml:space="preserve"> not </w:t>
-      </w:r>
-      <w:proofErr w:type="spellStart"/>
+        <w:t>not needed</w:t>
+      </w:r>
+      <w:r>
+        <w:rPr>
+          <w:rFonts w:cs="Times New Roman"/>
+        </w:rPr>
+        <w:t xml:space="preserve">, </w:t>
+      </w:r>
       <w:r>
         <w:rPr>
           <w:rFonts w:cs="Times New Roman"/>
           <w:i/>
           <w:iCs/>
         </w:rPr>
-        <w:t>needed</w:t>
-      </w:r>
-      <w:proofErr w:type="spellEnd"/>
+        <w:t>average</w:t>
+      </w:r>
       <w:r>
         <w:rPr>
           <w:rFonts w:cs="Times New Roman"/>
@@ -4715,84 +4651,22 @@
           <w:i/>
           <w:iCs/>
         </w:rPr>
-        <w:t xml:space="preserve">not </w:t>
-      </w:r>
-      <w:proofErr w:type="spellStart"/>
+        <w:t>needed</w:t>
+      </w:r>
+      <w:r>
+        <w:rPr>
+          <w:rFonts w:cs="Times New Roman"/>
+        </w:rPr>
+        <w:t xml:space="preserve">, dan </w:t>
+      </w:r>
       <w:r>
         <w:rPr>
           <w:rFonts w:cs="Times New Roman"/>
           <w:i/>
           <w:iCs/>
         </w:rPr>
-        <w:t>needed</w:t>
-      </w:r>
-      <w:proofErr w:type="spellEnd"/>
-      <w:r>
-        <w:rPr>
-          <w:rFonts w:cs="Times New Roman"/>
-        </w:rPr>
-        <w:t xml:space="preserve">, </w:t>
-      </w:r>
-      <w:proofErr w:type="spellStart"/>
-      <w:r>
-        <w:rPr>
-          <w:rFonts w:cs="Times New Roman"/>
-          <w:i/>
-          <w:iCs/>
-        </w:rPr>
-        <w:t>average</w:t>
-      </w:r>
-      <w:proofErr w:type="spellEnd"/>
-      <w:r>
-        <w:rPr>
-          <w:rFonts w:cs="Times New Roman"/>
-        </w:rPr>
-        <w:t xml:space="preserve">, </w:t>
-      </w:r>
-      <w:proofErr w:type="spellStart"/>
-      <w:r>
-        <w:rPr>
-          <w:rFonts w:cs="Times New Roman"/>
-          <w:i/>
-          <w:iCs/>
-        </w:rPr>
-        <w:t>needed</w:t>
-      </w:r>
-      <w:proofErr w:type="spellEnd"/>
-      <w:r>
-        <w:rPr>
-          <w:rFonts w:cs="Times New Roman"/>
-        </w:rPr>
-        <w:t xml:space="preserve">, dan </w:t>
-      </w:r>
-      <w:proofErr w:type="spellStart"/>
-      <w:r>
-        <w:rPr>
-          <w:rFonts w:cs="Times New Roman"/>
-          <w:i/>
-          <w:iCs/>
-        </w:rPr>
-        <w:t>highly</w:t>
-      </w:r>
-      <w:proofErr w:type="spellEnd"/>
-      <w:r>
-        <w:rPr>
-          <w:rFonts w:cs="Times New Roman"/>
-          <w:i/>
-          <w:iCs/>
-        </w:rPr>
-        <w:t xml:space="preserve"> </w:t>
-      </w:r>
-      <w:proofErr w:type="spellStart"/>
-      <w:r>
-        <w:rPr>
-          <w:rFonts w:cs="Times New Roman"/>
-          <w:i/>
-          <w:iCs/>
-        </w:rPr>
-        <w:t>needed</w:t>
-      </w:r>
-      <w:proofErr w:type="spellEnd"/>
+        <w:t>highly needed</w:t>
+      </w:r>
       <w:r>
         <w:rPr>
           <w:rFonts w:cs="Times New Roman"/>
@@ -4831,23 +4705,13 @@
         </w:rPr>
         <w:t xml:space="preserve">= 5 dan </w:t>
       </w:r>
-      <w:proofErr w:type="spellStart"/>
       <w:r>
         <w:rPr>
           <w:rFonts w:cs="Times New Roman"/>
           <w:i/>
           <w:iCs/>
         </w:rPr>
-        <w:t>euclidean</w:t>
-      </w:r>
-      <w:proofErr w:type="spellEnd"/>
-      <w:r>
-        <w:rPr>
-          <w:rFonts w:cs="Times New Roman"/>
-          <w:i/>
-          <w:iCs/>
-        </w:rPr>
-        <w:t xml:space="preserve"> distance</w:t>
+        <w:t>euclidean distance</w:t>
       </w:r>
       <w:r>
         <w:rPr>
@@ -4888,23 +4752,7 @@
               <w:rFonts w:cs="Times New Roman"/>
               <w:color w:val="000000"/>
             </w:rPr>
-            <w:t>(</w:t>
-          </w:r>
-          <w:proofErr w:type="spellStart"/>
-          <w:r>
-            <w:rPr>
-              <w:rFonts w:cs="Times New Roman"/>
-              <w:color w:val="000000"/>
-            </w:rPr>
-            <w:t>Mujawar</w:t>
-          </w:r>
-          <w:proofErr w:type="spellEnd"/>
-          <w:r>
-            <w:rPr>
-              <w:rFonts w:cs="Times New Roman"/>
-              <w:color w:val="000000"/>
-            </w:rPr>
-            <w:t>, 2023)</w:t>
+            <w:t>(Mujawar, 2023)</w:t>
           </w:r>
         </w:sdtContent>
       </w:sdt>
@@ -4927,7 +4775,6 @@
         <w:rPr>
           <w:rFonts w:cs="Times New Roman"/>
         </w:rPr>
-        <w:lastRenderedPageBreak/>
         <w:t xml:space="preserve">Penelitian kelima yang dilakukan oleh </w:t>
       </w:r>
       <w:sdt>
@@ -5054,23 +4901,7 @@
               <w:rFonts w:eastAsiaTheme="minorEastAsia" w:cs="Times New Roman"/>
               <w:color w:val="000000"/>
             </w:rPr>
-            <w:t>(</w:t>
-          </w:r>
-          <w:proofErr w:type="spellStart"/>
-          <w:r>
-            <w:rPr>
-              <w:rFonts w:eastAsiaTheme="minorEastAsia" w:cs="Times New Roman"/>
-              <w:color w:val="000000"/>
-            </w:rPr>
-            <w:t>Rafrin</w:t>
-          </w:r>
-          <w:proofErr w:type="spellEnd"/>
-          <w:r>
-            <w:rPr>
-              <w:rFonts w:eastAsiaTheme="minorEastAsia" w:cs="Times New Roman"/>
-              <w:color w:val="000000"/>
-            </w:rPr>
-            <w:t>, 2024)</w:t>
+            <w:t>(Rafrin, 2024)</w:t>
           </w:r>
         </w:sdtContent>
       </w:sdt>
@@ -5087,96 +4918,70 @@
         </w:rPr>
         <w:t xml:space="preserve">menggunakan data yang mencakup </w:t>
       </w:r>
-      <w:proofErr w:type="spellStart"/>
       <w:r>
         <w:rPr>
           <w:rFonts w:eastAsiaTheme="minorEastAsia" w:cs="Times New Roman"/>
           <w:i/>
           <w:iCs/>
         </w:rPr>
-        <w:t>soil</w:t>
-      </w:r>
-      <w:proofErr w:type="spellEnd"/>
+        <w:t>soil moisture</w:t>
+      </w:r>
+      <w:r>
+        <w:rPr>
+          <w:rFonts w:eastAsiaTheme="minorEastAsia" w:cs="Times New Roman"/>
+        </w:rPr>
+        <w:t xml:space="preserve">, </w:t>
+      </w:r>
       <w:r>
         <w:rPr>
           <w:rFonts w:eastAsiaTheme="minorEastAsia" w:cs="Times New Roman"/>
           <w:i/>
           <w:iCs/>
         </w:rPr>
-        <w:t xml:space="preserve"> </w:t>
-      </w:r>
-      <w:proofErr w:type="spellStart"/>
+        <w:t>temperature</w:t>
+      </w:r>
+      <w:r>
+        <w:rPr>
+          <w:rFonts w:eastAsiaTheme="minorEastAsia" w:cs="Times New Roman"/>
+        </w:rPr>
+        <w:t xml:space="preserve">, dan </w:t>
+      </w:r>
       <w:r>
         <w:rPr>
           <w:rFonts w:eastAsiaTheme="minorEastAsia" w:cs="Times New Roman"/>
           <w:i/>
           <w:iCs/>
         </w:rPr>
-        <w:t>moisture</w:t>
-      </w:r>
-      <w:proofErr w:type="spellEnd"/>
+        <w:t>humidity</w:t>
+      </w:r>
       <w:r>
         <w:rPr>
           <w:rFonts w:eastAsiaTheme="minorEastAsia" w:cs="Times New Roman"/>
         </w:rPr>
-        <w:t xml:space="preserve">, </w:t>
-      </w:r>
-      <w:proofErr w:type="spellStart"/>
+        <w:t xml:space="preserve">, dengan label yang terbagi menjadi tiga kelas yang terdiri dari 1.387 sampel data. Data tersebut dibagi menjadi 70% untuk pelatihan dan 30% untuk pengujian. </w:t>
+      </w:r>
       <w:r>
         <w:rPr>
           <w:rFonts w:eastAsiaTheme="minorEastAsia" w:cs="Times New Roman"/>
           <w:i/>
           <w:iCs/>
         </w:rPr>
-        <w:t>temperature</w:t>
-      </w:r>
-      <w:proofErr w:type="spellEnd"/>
+        <w:t>Random Forest</w:t>
+      </w:r>
       <w:r>
         <w:rPr>
           <w:rFonts w:eastAsiaTheme="minorEastAsia" w:cs="Times New Roman"/>
         </w:rPr>
-        <w:t xml:space="preserve">, dan </w:t>
-      </w:r>
-      <w:proofErr w:type="spellStart"/>
+        <w:t xml:space="preserve"> dengan 100 pohon, </w:t>
+      </w:r>
       <w:r>
         <w:rPr>
           <w:rFonts w:eastAsiaTheme="minorEastAsia" w:cs="Times New Roman"/>
           <w:i/>
           <w:iCs/>
         </w:rPr>
-        <w:t>humidity</w:t>
-      </w:r>
-      <w:proofErr w:type="spellEnd"/>
-      <w:r>
-        <w:rPr>
-          <w:rFonts w:eastAsiaTheme="minorEastAsia" w:cs="Times New Roman"/>
-        </w:rPr>
-        <w:t xml:space="preserve">, dengan label yang terbagi menjadi tiga kelas yang terdiri dari 1.387 sampel data. Data tersebut dibagi menjadi 70% untuk pelatihan dan 30% untuk pengujian. </w:t>
-      </w:r>
-      <w:r>
-        <w:rPr>
-          <w:rFonts w:eastAsiaTheme="minorEastAsia" w:cs="Times New Roman"/>
-          <w:i/>
-          <w:iCs/>
-        </w:rPr>
-        <w:t>Random Forest</w:t>
-      </w:r>
-      <w:r>
-        <w:rPr>
-          <w:rFonts w:eastAsiaTheme="minorEastAsia" w:cs="Times New Roman"/>
-        </w:rPr>
-        <w:t xml:space="preserve"> dengan 100 pohon, </w:t>
-      </w:r>
-      <w:proofErr w:type="spellStart"/>
-      <w:r>
-        <w:rPr>
-          <w:rFonts w:eastAsiaTheme="minorEastAsia" w:cs="Times New Roman"/>
-          <w:i/>
-          <w:iCs/>
-        </w:rPr>
         <w:t>min_samples_split</w:t>
       </w:r>
-      <w:proofErr w:type="spellEnd"/>
       <w:r>
         <w:rPr>
           <w:rFonts w:eastAsiaTheme="minorEastAsia" w:cs="Times New Roman"/>
@@ -5230,23 +5035,7 @@
               <w:rFonts w:eastAsia="Times New Roman"/>
               <w:color w:val="000000"/>
             </w:rPr>
-            <w:t>(</w:t>
-          </w:r>
-          <w:proofErr w:type="spellStart"/>
-          <w:r>
-            <w:rPr>
-              <w:rFonts w:eastAsia="Times New Roman"/>
-              <w:color w:val="000000"/>
-            </w:rPr>
-            <w:t>Bhavani</w:t>
-          </w:r>
-          <w:proofErr w:type="spellEnd"/>
-          <w:r>
-            <w:rPr>
-              <w:rFonts w:eastAsia="Times New Roman"/>
-              <w:color w:val="000000"/>
-            </w:rPr>
-            <w:t>, 2022)</w:t>
+            <w:t>(Bhavani, 2022)</w:t>
           </w:r>
         </w:sdtContent>
       </w:sdt>
@@ -5268,94 +5057,36 @@
           <w:i/>
           <w:iCs/>
         </w:rPr>
-        <w:t>K-</w:t>
-      </w:r>
-      <w:proofErr w:type="spellStart"/>
+        <w:t>K-Means Clustering</w:t>
+      </w:r>
+      <w:r>
+        <w:rPr>
+          <w:rFonts w:eastAsiaTheme="minorEastAsia" w:cs="Times New Roman"/>
+        </w:rPr>
+        <w:t xml:space="preserve"> untuk membagi data menjadi dua kelompok, yaitu </w:t>
+      </w:r>
       <w:r>
         <w:rPr>
           <w:rFonts w:eastAsiaTheme="minorEastAsia" w:cs="Times New Roman"/>
           <w:i/>
           <w:iCs/>
         </w:rPr>
-        <w:t>Means</w:t>
-      </w:r>
-      <w:proofErr w:type="spellEnd"/>
+        <w:t>needs irrigation</w:t>
+      </w:r>
+      <w:r>
+        <w:rPr>
+          <w:rFonts w:eastAsiaTheme="minorEastAsia" w:cs="Times New Roman"/>
+        </w:rPr>
+        <w:t xml:space="preserve"> dan </w:t>
+      </w:r>
       <w:r>
         <w:rPr>
           <w:rFonts w:eastAsiaTheme="minorEastAsia" w:cs="Times New Roman"/>
           <w:i/>
           <w:iCs/>
         </w:rPr>
-        <w:t xml:space="preserve"> </w:t>
-      </w:r>
-      <w:proofErr w:type="spellStart"/>
-      <w:r>
-        <w:rPr>
-          <w:rFonts w:eastAsiaTheme="minorEastAsia" w:cs="Times New Roman"/>
-          <w:i/>
-          <w:iCs/>
-        </w:rPr>
-        <w:t>Clustering</w:t>
-      </w:r>
-      <w:proofErr w:type="spellEnd"/>
-      <w:r>
-        <w:rPr>
-          <w:rFonts w:eastAsiaTheme="minorEastAsia" w:cs="Times New Roman"/>
-        </w:rPr>
-        <w:t xml:space="preserve"> untuk membagi data menjadi dua kelompok, yaitu </w:t>
-      </w:r>
-      <w:proofErr w:type="spellStart"/>
-      <w:r>
-        <w:rPr>
-          <w:rFonts w:eastAsiaTheme="minorEastAsia" w:cs="Times New Roman"/>
-          <w:i/>
-          <w:iCs/>
-        </w:rPr>
-        <w:t>needs</w:t>
-      </w:r>
-      <w:proofErr w:type="spellEnd"/>
-      <w:r>
-        <w:rPr>
-          <w:rFonts w:eastAsiaTheme="minorEastAsia" w:cs="Times New Roman"/>
-          <w:i/>
-          <w:iCs/>
-        </w:rPr>
-        <w:t xml:space="preserve"> </w:t>
-      </w:r>
-      <w:proofErr w:type="spellStart"/>
-      <w:r>
-        <w:rPr>
-          <w:rFonts w:eastAsiaTheme="minorEastAsia" w:cs="Times New Roman"/>
-          <w:i/>
-          <w:iCs/>
-        </w:rPr>
-        <w:t>irrigation</w:t>
-      </w:r>
-      <w:proofErr w:type="spellEnd"/>
-      <w:r>
-        <w:rPr>
-          <w:rFonts w:eastAsiaTheme="minorEastAsia" w:cs="Times New Roman"/>
-        </w:rPr>
-        <w:t xml:space="preserve"> dan </w:t>
-      </w:r>
-      <w:r>
-        <w:rPr>
-          <w:rFonts w:eastAsiaTheme="minorEastAsia" w:cs="Times New Roman"/>
-          <w:i/>
-          <w:iCs/>
-        </w:rPr>
-        <w:t xml:space="preserve">not </w:t>
-      </w:r>
-      <w:proofErr w:type="spellStart"/>
-      <w:r>
-        <w:rPr>
-          <w:rFonts w:eastAsiaTheme="minorEastAsia" w:cs="Times New Roman"/>
-          <w:i/>
-          <w:iCs/>
-        </w:rPr>
-        <w:t>needed</w:t>
-      </w:r>
-      <w:proofErr w:type="spellEnd"/>
+        <w:t>not needed</w:t>
+      </w:r>
       <w:r>
         <w:rPr>
           <w:rFonts w:eastAsiaTheme="minorEastAsia" w:cs="Times New Roman"/>
@@ -5457,23 +5188,7 @@
               <w:rFonts w:cs="Times New Roman"/>
               <w:color w:val="000000"/>
             </w:rPr>
-            <w:t>(</w:t>
-          </w:r>
-          <w:proofErr w:type="spellStart"/>
-          <w:r>
-            <w:rPr>
-              <w:rFonts w:cs="Times New Roman"/>
-              <w:color w:val="000000"/>
-            </w:rPr>
-            <w:t>Sumarudin</w:t>
-          </w:r>
-          <w:proofErr w:type="spellEnd"/>
-          <w:r>
-            <w:rPr>
-              <w:rFonts w:cs="Times New Roman"/>
-              <w:color w:val="000000"/>
-            </w:rPr>
-            <w:t>, 2021)</w:t>
+            <w:t>(Sumarudin, 2021)</w:t>
           </w:r>
         </w:sdtContent>
       </w:sdt>
@@ -5481,14 +5196,7 @@
         <w:rPr>
           <w:rFonts w:cs="Times New Roman"/>
         </w:rPr>
-        <w:t xml:space="preserve"> menunjukkan bahwa dataset yang digunakan terdiri dari tiga kelas pada kolom label, yaitu 10% katup terbuka, 25% katup terbuka, dan 50% katup terbuka. Dataset tersebut dibagi </w:t>
-      </w:r>
-      <w:r>
-        <w:rPr>
-          <w:rFonts w:cs="Times New Roman"/>
-        </w:rPr>
-        <w:lastRenderedPageBreak/>
-        <w:t xml:space="preserve">dengan proporsi 90% untuk </w:t>
+        <w:t xml:space="preserve"> menunjukkan bahwa dataset yang digunakan terdiri dari tiga kelas pada kolom label, yaitu 10% katup terbuka, 25% katup terbuka, dan 50% katup terbuka. Dataset tersebut dibagi dengan proporsi 90% untuk </w:t>
       </w:r>
       <w:r>
         <w:rPr>
@@ -5560,7 +5268,6 @@
         </w:rPr>
         <w:t xml:space="preserve">, dan </w:t>
       </w:r>
-      <w:proofErr w:type="spellStart"/>
       <w:r>
         <w:rPr>
           <w:rFonts w:cs="Times New Roman"/>
@@ -5569,7 +5276,6 @@
         </w:rPr>
         <w:t>cost</w:t>
       </w:r>
-      <w:proofErr w:type="spellEnd"/>
       <w:r>
         <w:rPr>
           <w:rFonts w:cs="Times New Roman"/>
@@ -5681,57 +5387,75 @@
         </w:rPr>
         <w:t xml:space="preserve"> menerapkan </w:t>
       </w:r>
-      <w:proofErr w:type="spellStart"/>
       <w:r>
         <w:rPr>
           <w:rFonts w:cs="Times New Roman"/>
           <w:i/>
           <w:iCs/>
         </w:rPr>
-        <w:t>Correlation</w:t>
-      </w:r>
-      <w:proofErr w:type="spellEnd"/>
+        <w:t>Correlation-Based Feature Selection</w:t>
+      </w:r>
+      <w:r>
+        <w:rPr>
+          <w:rFonts w:cs="Times New Roman"/>
+        </w:rPr>
+        <w:t xml:space="preserve"> (CFS) dan </w:t>
+      </w:r>
       <w:r>
         <w:rPr>
           <w:rFonts w:cs="Times New Roman"/>
           <w:i/>
           <w:iCs/>
         </w:rPr>
-        <w:t xml:space="preserve">-Based </w:t>
-      </w:r>
-      <w:proofErr w:type="spellStart"/>
+        <w:t>K-Means Clustering</w:t>
+      </w:r>
+      <w:r>
+        <w:rPr>
+          <w:rFonts w:cs="Times New Roman"/>
+        </w:rPr>
+        <w:t xml:space="preserve">. Metode SVM dengan </w:t>
+      </w:r>
       <w:r>
         <w:rPr>
           <w:rFonts w:cs="Times New Roman"/>
           <w:i/>
           <w:iCs/>
         </w:rPr>
-        <w:t>Feature</w:t>
-      </w:r>
-      <w:proofErr w:type="spellEnd"/>
+        <w:t>kernel radial basic function</w:t>
+      </w:r>
+      <w:r>
+        <w:rPr>
+          <w:rFonts w:cs="Times New Roman"/>
+        </w:rPr>
+        <w:t xml:space="preserve"> (</w:t>
+      </w:r>
       <w:r>
         <w:rPr>
           <w:rFonts w:cs="Times New Roman"/>
           <w:i/>
           <w:iCs/>
         </w:rPr>
-        <w:t xml:space="preserve"> </w:t>
-      </w:r>
-      <w:proofErr w:type="spellStart"/>
+        <w:t>rbf</w:t>
+      </w:r>
+      <w:r>
+        <w:rPr>
+          <w:rFonts w:cs="Times New Roman"/>
+        </w:rPr>
+        <w:t xml:space="preserve">) mencapai akurasi sebesar 98,5, </w:t>
+      </w:r>
       <w:r>
         <w:rPr>
           <w:rFonts w:cs="Times New Roman"/>
           <w:i/>
           <w:iCs/>
         </w:rPr>
-        <w:t>Selection</w:t>
-      </w:r>
-      <w:proofErr w:type="spellEnd"/>
-      <w:r>
-        <w:rPr>
-          <w:rFonts w:cs="Times New Roman"/>
-        </w:rPr>
-        <w:t xml:space="preserve"> (CFS) dan </w:t>
+        <w:t>precision</w:t>
+      </w:r>
+      <w:r>
+        <w:rPr>
+          <w:rFonts w:cs="Times New Roman"/>
+        </w:rPr>
+        <w:t xml:space="preserve"> 98,3%, </w:t>
       </w:r>
       <w:r>
         <w:rPr>
@@ -5739,124 +5463,36 @@
           <w:i/>
           <w:iCs/>
         </w:rPr>
-        <w:t>K-</w:t>
-      </w:r>
-      <w:proofErr w:type="spellStart"/>
+        <w:t>recall</w:t>
+      </w:r>
+      <w:r>
+        <w:rPr>
+          <w:rFonts w:cs="Times New Roman"/>
+        </w:rPr>
+        <w:t xml:space="preserve"> 99,6%, </w:t>
+      </w:r>
       <w:r>
         <w:rPr>
           <w:rFonts w:cs="Times New Roman"/>
           <w:i/>
           <w:iCs/>
         </w:rPr>
-        <w:t>Means</w:t>
-      </w:r>
-      <w:proofErr w:type="spellEnd"/>
+        <w:t>f1-score</w:t>
+      </w:r>
+      <w:r>
+        <w:rPr>
+          <w:rFonts w:cs="Times New Roman"/>
+        </w:rPr>
+        <w:t xml:space="preserve"> 97%, dan </w:t>
+      </w:r>
       <w:r>
         <w:rPr>
           <w:rFonts w:cs="Times New Roman"/>
           <w:i/>
           <w:iCs/>
         </w:rPr>
-        <w:t xml:space="preserve"> </w:t>
-      </w:r>
-      <w:proofErr w:type="spellStart"/>
-      <w:r>
-        <w:rPr>
-          <w:rFonts w:cs="Times New Roman"/>
-          <w:i/>
-          <w:iCs/>
-        </w:rPr>
-        <w:t>Clustering</w:t>
-      </w:r>
-      <w:proofErr w:type="spellEnd"/>
-      <w:r>
-        <w:rPr>
-          <w:rFonts w:cs="Times New Roman"/>
-        </w:rPr>
-        <w:t xml:space="preserve">. Metode SVM dengan </w:t>
-      </w:r>
-      <w:r>
-        <w:rPr>
-          <w:rFonts w:cs="Times New Roman"/>
-          <w:i/>
-          <w:iCs/>
-        </w:rPr>
-        <w:t>kernel radial basic function</w:t>
-      </w:r>
-      <w:r>
-        <w:rPr>
-          <w:rFonts w:cs="Times New Roman"/>
-        </w:rPr>
-        <w:t xml:space="preserve"> (</w:t>
-      </w:r>
-      <w:proofErr w:type="spellStart"/>
-      <w:r>
-        <w:rPr>
-          <w:rFonts w:cs="Times New Roman"/>
-          <w:i/>
-          <w:iCs/>
-        </w:rPr>
-        <w:t>rbf</w:t>
-      </w:r>
-      <w:proofErr w:type="spellEnd"/>
-      <w:r>
-        <w:rPr>
-          <w:rFonts w:cs="Times New Roman"/>
-        </w:rPr>
-        <w:t xml:space="preserve">) mencapai akurasi sebesar 98,5, </w:t>
-      </w:r>
-      <w:r>
-        <w:rPr>
-          <w:rFonts w:cs="Times New Roman"/>
-          <w:i/>
-          <w:iCs/>
-        </w:rPr>
-        <w:t>precision</w:t>
-      </w:r>
-      <w:r>
-        <w:rPr>
-          <w:rFonts w:cs="Times New Roman"/>
-        </w:rPr>
-        <w:t xml:space="preserve"> 98,3%, </w:t>
-      </w:r>
-      <w:r>
-        <w:rPr>
-          <w:rFonts w:cs="Times New Roman"/>
-          <w:i/>
-          <w:iCs/>
-        </w:rPr>
-        <w:t>recall</w:t>
-      </w:r>
-      <w:r>
-        <w:rPr>
-          <w:rFonts w:cs="Times New Roman"/>
-        </w:rPr>
-        <w:t xml:space="preserve"> 99,6%, </w:t>
-      </w:r>
-      <w:r>
-        <w:rPr>
-          <w:rFonts w:cs="Times New Roman"/>
-          <w:i/>
-          <w:iCs/>
-        </w:rPr>
-        <w:t>f1-score</w:t>
-      </w:r>
-      <w:r>
-        <w:rPr>
-          <w:rFonts w:cs="Times New Roman"/>
-        </w:rPr>
-        <w:t xml:space="preserve"> 97%, dan </w:t>
-      </w:r>
-      <w:proofErr w:type="spellStart"/>
-      <w:r>
-        <w:rPr>
-          <w:rFonts w:cs="Times New Roman"/>
-          <w:i/>
-          <w:iCs/>
-        </w:rPr>
         <w:t>specificity</w:t>
       </w:r>
-      <w:proofErr w:type="spellEnd"/>
       <w:r>
         <w:rPr>
           <w:rFonts w:cs="Times New Roman"/>
@@ -5926,7 +5562,6 @@
         </w:rPr>
         <w:t xml:space="preserve"> = 1, </w:t>
       </w:r>
-      <w:proofErr w:type="spellStart"/>
       <w:r>
         <w:rPr>
           <w:rFonts w:cs="Times New Roman"/>
@@ -5935,7 +5570,6 @@
         </w:rPr>
         <w:t>Off</w:t>
       </w:r>
-      <w:proofErr w:type="spellEnd"/>
       <w:r>
         <w:rPr>
           <w:rFonts w:cs="Times New Roman"/>
@@ -6075,7 +5709,6 @@
       <w:bookmarkStart w:id="48" w:name="_Toc183431936"/>
       <w:bookmarkStart w:id="49" w:name="_Hlk183456762"/>
       <w:r>
-        <w:lastRenderedPageBreak/>
         <w:t>Tujuan</w:t>
       </w:r>
       <w:bookmarkEnd w:id="48"/>
@@ -7351,6 +6984,10 @@
     <w:rsidRoot w:val="000E08CC"/>
     <w:rsid w:val="0000444E"/>
     <w:rsid w:val="000E08CC"/>
+    <w:rsid w:val="001D56AF"/>
+    <w:rsid w:val="002C336E"/>
+    <w:rsid w:val="004E4299"/>
+    <w:rsid w:val="006D0552"/>
     <w:rsid w:val="006E0FDA"/>
     <w:rsid w:val="00973C46"/>
     <w:rsid w:val="00AF1EE7"/>
@@ -7810,7 +7447,7 @@
     <w:basedOn w:val="FontParagrafDefault"/>
     <w:uiPriority w:val="99"/>
     <w:semiHidden/>
-    <w:rsid w:val="000E08CC"/>
+    <w:rsid w:val="004E4299"/>
     <w:rPr>
       <w:color w:val="666666"/>
     </w:rPr>
